--- a/business-plans/prasadam-vertical/04_Project_Management_Plan.docx
+++ b/business-plans/prasadam-vertical/04_Project_Management_Plan.docx
@@ -91,7 +91,7 @@
           <w:color w:val="555555"/>
           <w:sz w:val="22"/>
         </w:rPr>
-        <w:t>v1.0 draft, 26 September 2026</w:t>
+        <w:t>v1.2, 21 October 2026</w:t>
       </w:r>
     </w:p>
     <w:p/>
